--- a/sanrin-docs/templates/02_見積書送付のご案内.docx
+++ b/sanrin-docs/templates/02_見積書送付のご案内.docx
@@ -474,6 +474,103 @@
                 <w:szCs w:val="20"/>
                 <w:lang w:val="ja-JP" w:eastAsia="ja-JP"/>
               </w:rPr>
+              <w:t xml:space="preserve">物件状況等告知書（兼 誓約書）</w:t>
+            </w:r>
+          </w:p>
+        </w:tc>
+        <w:tc>
+          <w:tcPr>
+            <w:tcW w:type="dxa" w:w="1800"/>
+            <w:tcBorders>
+              <w:top w:val="none" w:color="FFFFFF" w:sz="0"/>
+              <w:left w:val="none" w:color="FFFFFF" w:sz="0"/>
+              <w:bottom w:val="dotted" w:color="999999" w:sz="4"/>
+              <w:right w:val="none" w:color="FFFFFF" w:sz="0"/>
+            </w:tcBorders>
+            <w:tcMar>
+              <w:top w:type="dxa" w:w="40"/>
+              <w:left w:type="dxa" w:w="100"/>
+              <w:bottom w:type="dxa" w:w="40"/>
+              <w:right w:type="dxa" w:w="100"/>
+            </w:tcMar>
+          </w:tcPr>
+          <w:p>
+            <w:pPr>
+              <w:spacing w:after="0" w:before="0"/>
+              <w:jc w:val="right"/>
+            </w:pPr>
+            <w:r>
+              <w:rPr>
+                <w:rFonts w:ascii="MS Mincho" w:cs="MS Mincho" w:eastAsia="MS Mincho" w:hAnsi="MS Mincho"/>
+                <w:sz w:val="20"/>
+                <w:szCs w:val="20"/>
+                <w:lang w:val="ja-JP" w:eastAsia="ja-JP"/>
+              </w:rPr>
+              <w:t xml:space="preserve">1部</w:t>
+            </w:r>
+          </w:p>
+        </w:tc>
+      </w:tr>
+      <w:tr>
+        <w:tc>
+          <w:tcPr>
+            <w:tcW w:type="dxa" w:w="600"/>
+            <w:tcBorders>
+              <w:top w:val="none" w:color="FFFFFF" w:sz="0"/>
+              <w:left w:val="none" w:color="FFFFFF" w:sz="0"/>
+              <w:bottom w:val="dotted" w:color="999999" w:sz="4"/>
+              <w:right w:val="none" w:color="FFFFFF" w:sz="0"/>
+            </w:tcBorders>
+            <w:tcMar>
+              <w:top w:type="dxa" w:w="40"/>
+              <w:left w:type="dxa" w:w="100"/>
+              <w:bottom w:type="dxa" w:w="40"/>
+              <w:right w:type="dxa" w:w="100"/>
+            </w:tcMar>
+          </w:tcPr>
+          <w:p>
+            <w:pPr>
+              <w:spacing w:after="0" w:before="0"/>
+              <w:jc w:val="center"/>
+            </w:pPr>
+            <w:r>
+              <w:rPr>
+                <w:rFonts w:ascii="MS Mincho" w:cs="MS Mincho" w:eastAsia="MS Mincho" w:hAnsi="MS Mincho"/>
+                <w:sz w:val="20"/>
+                <w:szCs w:val="20"/>
+                <w:lang w:val="ja-JP" w:eastAsia="ja-JP"/>
+              </w:rPr>
+              <w:t xml:space="preserve">④</w:t>
+            </w:r>
+          </w:p>
+        </w:tc>
+        <w:tc>
+          <w:tcPr>
+            <w:tcW w:type="dxa" w:w="7238"/>
+            <w:tcBorders>
+              <w:top w:val="none" w:color="FFFFFF" w:sz="0"/>
+              <w:left w:val="none" w:color="FFFFFF" w:sz="0"/>
+              <w:bottom w:val="dotted" w:color="999999" w:sz="4"/>
+              <w:right w:val="none" w:color="FFFFFF" w:sz="0"/>
+            </w:tcBorders>
+            <w:tcMar>
+              <w:top w:type="dxa" w:w="40"/>
+              <w:left w:type="dxa" w:w="100"/>
+              <w:bottom w:type="dxa" w:w="40"/>
+              <w:right w:type="dxa" w:w="100"/>
+            </w:tcMar>
+          </w:tcPr>
+          <w:p>
+            <w:pPr>
+              <w:spacing w:after="0" w:before="0"/>
+            </w:pPr>
+            <w:r>
+              <w:rPr>
+                <w:rFonts w:ascii="MS Mincho" w:cs="MS Mincho" w:eastAsia="MS Mincho" w:hAnsi="MS Mincho"/>
+                <w:sz w:val="20"/>
+                <w:szCs w:val="20"/>
+                <w:lang w:val="ja-JP" w:eastAsia="ja-JP"/>
+              </w:rPr>
               <w:t xml:space="preserve">返信用封筒</w:t>
             </w:r>
           </w:p>
@@ -609,7 +706,22 @@
                 <w:szCs w:val="20"/>
                 <w:lang w:val="ja-JP" w:eastAsia="ja-JP"/>
               </w:rPr>
-              <w:t xml:space="preserve">・お見積内容にご納得いただけましたら、同封の同意書に、顔写真付き本人確認書類の写しを添えて、返信用封筒でご返送ください。</w:t>
+              <w:t xml:space="preserve">・お見積内容にご納得いただけましたら、同封の同意書と物件状況等告知書にご記入のうえ、顔写真付き本人確認書類の写しを添えて、返信用封筒でご返送ください。</w:t>
+            </w:r>
+          </w:p>
+          <w:p>
+            <w:pPr>
+              <w:spacing w:after="30" w:before="0"/>
+              <w:ind w:left="200" w:hanging="200"/>
+            </w:pPr>
+            <w:r>
+              <w:rPr>
+                <w:rFonts w:ascii="MS Mincho" w:cs="MS Mincho" w:eastAsia="MS Mincho" w:hAnsi="MS Mincho"/>
+                <w:sz w:val="20"/>
+                <w:szCs w:val="20"/>
+                <w:lang w:val="ja-JP" w:eastAsia="ja-JP"/>
+              </w:rPr>
+              <w:t xml:space="preserve">・告知書は、山林の状況をご存じの範囲でご記入いただくものです。わからない項目は「不明」で差し支えありません。</w:t>
             </w:r>
           </w:p>
         </w:tc>
@@ -1141,7 +1253,7 @@
                 <w:szCs w:val="22"/>
                 <w:lang w:val="ja-JP" w:eastAsia="ja-JP"/>
               </w:rPr>
-              <w:t xml:space="preserve">同意書・本人確認書類のご返送</w:t>
+              <w:t xml:space="preserve">同意書・告知書・本人確認書類のご返送</w:t>
             </w:r>
             <w:r>
               <w:rPr>
@@ -1177,7 +1289,7 @@
                 <w:szCs w:val="20"/>
                 <w:lang w:val="ja-JP" w:eastAsia="ja-JP"/>
               </w:rPr>
-              <w:t xml:space="preserve">ご納得いただけましたら、同意書にご記入・ご押印のうえ、顔写真付き本人確認書類の写しを同封して、返信用封筒でご返送ください。</w:t>
+              <w:t xml:space="preserve">ご納得いただけましたら、同意書と物件状況等告知書にご記入・ご押印のうえ、顔写真付き本人確認書類の写しを同封して、返信用封筒でご返送ください。</w:t>
             </w:r>
           </w:p>
           <w:p>
@@ -1870,7 +1982,7 @@
                 <w:szCs w:val="20"/>
                 <w:lang w:val="ja-JP" w:eastAsia="ja-JP"/>
               </w:rPr>
-              <w:t xml:space="preserve">契約書のご投函後、契約書とあわせてご案内する指定口座へ、お引き取り費用をお振込みください。</w:t>
+              <w:t xml:space="preserve">契約書の到着後、弊社から請求書をお送りします。請求書に記載のお支払期限までに、記載の口座へお振込みください。</w:t>
             </w:r>
           </w:p>
         </w:tc>
